--- a/site/downloads/handbook-A4.docx
+++ b/site/downloads/handbook-A4.docx
@@ -2122,7 +2122,7 @@
           <w:b w:val="0"/>
           <w:i w:val="0"/>
         </w:rPr>
-        <w:t>Unity Catalog uses a three-level namespace, catalog.schema.table, and two-part names resolve against the current catalog. (search-only: https://docs.databricks.com/aws/en/data-governance/unity-catalog/)</w:t>
+        <w:t>Unity Catalog uses a three-level namespace, catalog.schema.table, and two-part names resolve against the current catalog. (verified: https://docs.databricks.com/aws/en/data-governance/unity-catalog/ (checked 2026-09-25))</w:t>
       </w:r>
     </w:p>
     <w:p>
@@ -3836,7 +3836,7 @@
           <w:b w:val="0"/>
           <w:i w:val="0"/>
         </w:rPr>
-        <w:t>GRANT accepts a comma-separated list of privileges, and SHOW GRANTS lists grants on a securable. (search-only: https://docs.databricks.com/aws/en/sql/language-manual/security-grant and https://docs.databricks.com/aws/en/sql/language-manual/security-show-grant)</w:t>
+        <w:t>GRANT accepts a comma-separated list of privileges, and SHOW GRANTS lists grants on a securable. (verified: https://docs.databricks.com/aws/en/sql/language-manual/security-grant and https://docs.databricks.com/aws/en/sql/language-manual/security-show-grant (checked 2026-09-25))</w:t>
       </w:r>
     </w:p>
     <w:p>
@@ -5765,7 +5765,7 @@
           <w:b w:val="0"/>
           <w:i w:val="0"/>
         </w:rPr>
-        <w:t>Row filters are SQL UDFs returning BOOLEAN bound with SET ROW FILTER ... ON (cols); column masks are bound with ALTER COLUMN ... SET MASK. (search-only: https://docs.databricks.com/aws/en/data-governance/unity-catalog/filters-and-masks/manually-apply)</w:t>
+        <w:t>Row filters are SQL UDFs returning BOOLEAN bound with SET ROW FILTER ... ON (cols); column masks are bound with ALTER COLUMN ... SET MASK. (verified: https://docs.databricks.com/aws/en/data-governance/unity-catalog/filters-and-masks/manually-apply (checked 2026-09-25))</w:t>
       </w:r>
     </w:p>
     <w:p>
@@ -5777,7 +5777,7 @@
           <w:b w:val="0"/>
           <w:i w:val="0"/>
         </w:rPr>
-        <w:t>is_account_group_member returns true when the session user is a direct or indirect member of an account-level group; is_member checks workspace groups. (search-only: https://docs.databricks.com/aws/en/sql/language-manual/functions/is_account_group_member)</w:t>
+        <w:t>is_account_group_member returns true when the session user is a direct or indirect member of an account-level group; is_member checks workspace groups. (verified: https://docs.databricks.com/aws/en/sql/language-manual/functions/is_account_group_member (checked 2026-09-25))</w:t>
       </w:r>
     </w:p>
     <w:p>
@@ -5789,7 +5789,7 @@
           <w:b w:val="0"/>
           <w:i w:val="0"/>
         </w:rPr>
-        <w:t>Attribute-based access control (ABAC) policies apply filters and masks centrally through governed tags. (search-only: https://docs.databricks.com/aws/en/data-governance/unity-catalog/abac/policies)</w:t>
+        <w:t>Attribute-based access control (ABAC) policies apply filters and masks centrally through governed tags. (verified: https://docs.databricks.com/aws/en/data-governance/unity-catalog/abac/policies (checked 2026-09-25))</w:t>
       </w:r>
     </w:p>
     <w:p>

--- a/site/downloads/handbook-A4.docx
+++ b/site/downloads/handbook-A4.docx
@@ -1963,6 +1963,286 @@
           <w:b w:val="0"/>
           <w:i w:val="0"/>
         </w:rPr>
+        <w:t>Your code must pass these checks:</w:t>
+      </w:r>
+    </w:p>
+    <w:p>
+      <w:pPr>
+        <w:pStyle w:val="ListBullet"/>
+      </w:pPr>
+      <w:r>
+        <w:rPr>
+          <w:b w:val="0"/>
+          <w:i w:val="0"/>
+        </w:rPr>
+        <w:t>Build catalog.research_&lt;layer&gt;.&lt;tracker&gt;_&lt;suffix&gt; with raw, respondents and metrics.</w:t>
+      </w:r>
+    </w:p>
+    <w:p>
+      <w:pPr>
+        <w:pStyle w:val="ListBullet"/>
+      </w:pPr>
+      <w:r>
+        <w:rPr>
+          <w:b w:val="0"/>
+          <w:i w:val="0"/>
+        </w:rPr>
+        <w:t>An unknown layer must raise ValueError that names it.</w:t>
+      </w:r>
+    </w:p>
+    <w:p>
+      <w:pPr>
+        <w:pStyle w:val="ListBullet"/>
+      </w:pPr>
+      <w:r>
+        <w:rPr>
+          <w:b w:val="0"/>
+          <w:i w:val="0"/>
+        </w:rPr>
+        <w:t>A catalog containing a dot would produce a four-part name. Raise ValueError.</w:t>
+      </w:r>
+    </w:p>
+    <w:p>
+      <w:r>
+        <w:rPr>
+          <w:b w:val="0"/>
+          <w:i w:val="0"/>
+        </w:rPr>
+        <w:t>Shape of the answer. The reference solution defines these names. Write the bodies yourself.</w:t>
+      </w:r>
+    </w:p>
+    <w:tbl>
+      <w:tblPr>
+        <w:tblW w:type="auto" w:w="0"/>
+        <w:jc w:val="left"/>
+        <w:tblLook w:firstColumn="1" w:firstRow="1" w:lastColumn="0" w:lastRow="0" w:noHBand="0" w:noVBand="1" w:val="04A0"/>
+      </w:tblPr>
+      <w:tblGrid>
+        <w:gridCol w:w="8221"/>
+      </w:tblGrid>
+      <w:tr>
+        <w:tc>
+          <w:tcPr>
+            <w:tcW w:type="dxa" w:w="8221"/>
+            <w:shd w:val="clear" w:color="auto" w:fill="F2F4F7"/>
+          </w:tcPr>
+          <w:p>
+            <w:pPr>
+              <w:spacing w:before="0" w:after="0" w:line="240" w:lineRule="auto"/>
+              <w:ind w:left="567" w:hanging="567"/>
+            </w:pPr>
+            <w:r>
+              <w:rPr>
+                <w:rFonts w:ascii="Consolas" w:hAnsi="Consolas" w:eastAsia="Consolas"/>
+                <w:b w:val="0"/>
+                <w:color w:val="5B6875"/>
+                <w:sz w:val="16"/>
+              </w:rPr>
+              <w:t xml:space="preserve">   1  </w:t>
+            </w:r>
+            <w:r>
+              <w:rPr>
+                <w:rFonts w:ascii="Consolas" w:hAnsi="Consolas" w:eastAsia="Consolas"/>
+                <w:b w:val="0"/>
+                <w:sz w:val="16"/>
+              </w:rPr>
+              <w:t># Module constant.</w:t>
+            </w:r>
+          </w:p>
+          <w:p>
+            <w:pPr>
+              <w:spacing w:before="0" w:after="0" w:line="240" w:lineRule="auto"/>
+              <w:ind w:left="567" w:hanging="567"/>
+            </w:pPr>
+            <w:r>
+              <w:rPr>
+                <w:rFonts w:ascii="Consolas" w:hAnsi="Consolas" w:eastAsia="Consolas"/>
+                <w:b w:val="0"/>
+                <w:color w:val="5B6875"/>
+                <w:sz w:val="16"/>
+              </w:rPr>
+              <w:t xml:space="preserve">   2  </w:t>
+            </w:r>
+            <w:r>
+              <w:rPr>
+                <w:rFonts w:ascii="Consolas" w:hAnsi="Consolas" w:eastAsia="Consolas"/>
+                <w:b w:val="0"/>
+                <w:sz w:val="16"/>
+              </w:rPr>
+              <w:t>LAYER_SUFFIX = ...</w:t>
+            </w:r>
+          </w:p>
+          <w:p>
+            <w:pPr>
+              <w:spacing w:before="0" w:after="0" w:line="240" w:lineRule="auto"/>
+              <w:ind w:left="567" w:hanging="567"/>
+            </w:pPr>
+            <w:r>
+              <w:rPr>
+                <w:rFonts w:ascii="Consolas" w:hAnsi="Consolas" w:eastAsia="Consolas"/>
+                <w:b w:val="0"/>
+                <w:color w:val="5B6875"/>
+                <w:sz w:val="16"/>
+              </w:rPr>
+              <w:t xml:space="preserve">   3  </w:t>
+            </w:r>
+            <w:r>
+              <w:rPr>
+                <w:rFonts w:ascii="Consolas" w:hAnsi="Consolas" w:eastAsia="Consolas"/>
+                <w:b w:val="0"/>
+                <w:sz w:val="16"/>
+              </w:rPr>
+              <w:t xml:space="preserve"> </w:t>
+            </w:r>
+          </w:p>
+          <w:p>
+            <w:pPr>
+              <w:spacing w:before="0" w:after="0" w:line="240" w:lineRule="auto"/>
+              <w:ind w:left="567" w:hanging="567"/>
+            </w:pPr>
+            <w:r>
+              <w:rPr>
+                <w:rFonts w:ascii="Consolas" w:hAnsi="Consolas" w:eastAsia="Consolas"/>
+                <w:b w:val="0"/>
+                <w:color w:val="5B6875"/>
+                <w:sz w:val="16"/>
+              </w:rPr>
+              <w:t xml:space="preserve">   4  </w:t>
+            </w:r>
+            <w:r>
+              <w:rPr>
+                <w:rFonts w:ascii="Consolas" w:hAnsi="Consolas" w:eastAsia="Consolas"/>
+                <w:b w:val="0"/>
+                <w:sz w:val="16"/>
+              </w:rPr>
+              <w:t># Three-level Unity Catalog name for a tracker's table in one layer.</w:t>
+            </w:r>
+          </w:p>
+          <w:p>
+            <w:pPr>
+              <w:spacing w:before="0" w:after="0" w:line="240" w:lineRule="auto"/>
+              <w:ind w:left="567" w:hanging="567"/>
+            </w:pPr>
+            <w:r>
+              <w:rPr>
+                <w:rFonts w:ascii="Consolas" w:hAnsi="Consolas" w:eastAsia="Consolas"/>
+                <w:b w:val="0"/>
+                <w:color w:val="5B6875"/>
+                <w:sz w:val="16"/>
+              </w:rPr>
+              <w:t xml:space="preserve">   5  </w:t>
+            </w:r>
+            <w:r>
+              <w:rPr>
+                <w:rFonts w:ascii="Consolas" w:hAnsi="Consolas" w:eastAsia="Consolas"/>
+                <w:b w:val="0"/>
+                <w:sz w:val="16"/>
+              </w:rPr>
+              <w:t>def table_name(</w:t>
+            </w:r>
+          </w:p>
+          <w:p>
+            <w:pPr>
+              <w:spacing w:before="0" w:after="0" w:line="240" w:lineRule="auto"/>
+              <w:ind w:left="567" w:hanging="567"/>
+            </w:pPr>
+            <w:r>
+              <w:rPr>
+                <w:rFonts w:ascii="Consolas" w:hAnsi="Consolas" w:eastAsia="Consolas"/>
+                <w:b w:val="0"/>
+                <w:color w:val="5B6875"/>
+                <w:sz w:val="16"/>
+              </w:rPr>
+              <w:t xml:space="preserve">   6  </w:t>
+            </w:r>
+            <w:r>
+              <w:rPr>
+                <w:rFonts w:ascii="Consolas" w:hAnsi="Consolas" w:eastAsia="Consolas"/>
+                <w:b w:val="0"/>
+                <w:sz w:val="16"/>
+              </w:rPr>
+              <w:t xml:space="preserve">    catalog: str,</w:t>
+            </w:r>
+          </w:p>
+          <w:p>
+            <w:pPr>
+              <w:spacing w:before="0" w:after="0" w:line="240" w:lineRule="auto"/>
+              <w:ind w:left="567" w:hanging="567"/>
+            </w:pPr>
+            <w:r>
+              <w:rPr>
+                <w:rFonts w:ascii="Consolas" w:hAnsi="Consolas" w:eastAsia="Consolas"/>
+                <w:b w:val="0"/>
+                <w:color w:val="5B6875"/>
+                <w:sz w:val="16"/>
+              </w:rPr>
+              <w:t xml:space="preserve">   7  </w:t>
+            </w:r>
+            <w:r>
+              <w:rPr>
+                <w:rFonts w:ascii="Consolas" w:hAnsi="Consolas" w:eastAsia="Consolas"/>
+                <w:b w:val="0"/>
+                <w:sz w:val="16"/>
+              </w:rPr>
+              <w:t xml:space="preserve">    layer: str,</w:t>
+            </w:r>
+          </w:p>
+          <w:p>
+            <w:pPr>
+              <w:spacing w:before="0" w:after="0" w:line="240" w:lineRule="auto"/>
+              <w:ind w:left="567" w:hanging="567"/>
+            </w:pPr>
+            <w:r>
+              <w:rPr>
+                <w:rFonts w:ascii="Consolas" w:hAnsi="Consolas" w:eastAsia="Consolas"/>
+                <w:b w:val="0"/>
+                <w:color w:val="5B6875"/>
+                <w:sz w:val="16"/>
+              </w:rPr>
+              <w:t xml:space="preserve">   8  </w:t>
+            </w:r>
+            <w:r>
+              <w:rPr>
+                <w:rFonts w:ascii="Consolas" w:hAnsi="Consolas" w:eastAsia="Consolas"/>
+                <w:b w:val="0"/>
+                <w:sz w:val="16"/>
+              </w:rPr>
+              <w:t xml:space="preserve">    tracker: str,</w:t>
+            </w:r>
+          </w:p>
+          <w:p>
+            <w:pPr>
+              <w:spacing w:before="0" w:after="0" w:line="240" w:lineRule="auto"/>
+              <w:ind w:left="567" w:hanging="567"/>
+            </w:pPr>
+            <w:r>
+              <w:rPr>
+                <w:rFonts w:ascii="Consolas" w:hAnsi="Consolas" w:eastAsia="Consolas"/>
+                <w:b w:val="0"/>
+                <w:color w:val="5B6875"/>
+                <w:sz w:val="16"/>
+              </w:rPr>
+              <w:t xml:space="preserve">   9  </w:t>
+            </w:r>
+            <w:r>
+              <w:rPr>
+                <w:rFonts w:ascii="Consolas" w:hAnsi="Consolas" w:eastAsia="Consolas"/>
+                <w:b w:val="0"/>
+                <w:sz w:val="16"/>
+              </w:rPr>
+              <w:t>) -&gt; str: ...</w:t>
+            </w:r>
+          </w:p>
+        </w:tc>
+      </w:tr>
+    </w:tbl>
+    <w:p/>
+    <w:p>
+      <w:r>
+        <w:rPr>
+          <w:b w:val="0"/>
+          <w:i w:val="0"/>
+        </w:rPr>
         <w:t>Starter code:</w:t>
       </w:r>
     </w:p>
@@ -3682,6 +3962,80 @@
         <w:t>, now and in future. Give it only what it needs, on the right objects.</w:t>
       </w:r>
     </w:p>
+    <w:p>
+      <w:r>
+        <w:rPr>
+          <w:b w:val="0"/>
+          <w:i w:val="0"/>
+        </w:rPr>
+        <w:t>Shape of the answer. The reference answer follows this outline. Replace each ... with your own code.</w:t>
+      </w:r>
+    </w:p>
+    <w:tbl>
+      <w:tblPr>
+        <w:tblW w:type="auto" w:w="0"/>
+        <w:jc w:val="left"/>
+        <w:tblLook w:firstColumn="1" w:firstRow="1" w:lastColumn="0" w:lastRow="0" w:noHBand="0" w:noVBand="1" w:val="04A0"/>
+      </w:tblPr>
+      <w:tblGrid>
+        <w:gridCol w:w="8221"/>
+      </w:tblGrid>
+      <w:tr>
+        <w:tc>
+          <w:tcPr>
+            <w:tcW w:type="dxa" w:w="8221"/>
+            <w:shd w:val="clear" w:color="auto" w:fill="F2F4F7"/>
+          </w:tcPr>
+          <w:p>
+            <w:pPr>
+              <w:spacing w:before="0" w:after="0" w:line="240" w:lineRule="auto"/>
+              <w:ind w:left="567" w:hanging="567"/>
+            </w:pPr>
+            <w:r>
+              <w:rPr>
+                <w:rFonts w:ascii="Consolas" w:hAnsi="Consolas" w:eastAsia="Consolas"/>
+                <w:b w:val="0"/>
+                <w:color w:val="5B6875"/>
+                <w:sz w:val="16"/>
+              </w:rPr>
+              <w:t xml:space="preserve">   1  </w:t>
+            </w:r>
+            <w:r>
+              <w:rPr>
+                <w:rFonts w:ascii="Consolas" w:hAnsi="Consolas" w:eastAsia="Consolas"/>
+                <w:b w:val="0"/>
+                <w:sz w:val="16"/>
+              </w:rPr>
+              <w:t>GRANT USE CATALOG ...</w:t>
+            </w:r>
+          </w:p>
+          <w:p>
+            <w:pPr>
+              <w:spacing w:before="0" w:after="0" w:line="240" w:lineRule="auto"/>
+              <w:ind w:left="567" w:hanging="567"/>
+            </w:pPr>
+            <w:r>
+              <w:rPr>
+                <w:rFonts w:ascii="Consolas" w:hAnsi="Consolas" w:eastAsia="Consolas"/>
+                <w:b w:val="0"/>
+                <w:color w:val="5B6875"/>
+                <w:sz w:val="16"/>
+              </w:rPr>
+              <w:t xml:space="preserve">   2  </w:t>
+            </w:r>
+            <w:r>
+              <w:rPr>
+                <w:rFonts w:ascii="Consolas" w:hAnsi="Consolas" w:eastAsia="Consolas"/>
+                <w:b w:val="0"/>
+                <w:sz w:val="16"/>
+              </w:rPr>
+              <w:t>GRANT USE ...</w:t>
+            </w:r>
+          </w:p>
+        </w:tc>
+      </w:tr>
+    </w:tbl>
+    <w:p/>
     <w:p>
       <w:r>
         <w:rPr>
@@ -5597,6 +5951,149 @@
         <w:t xml:space="preserve"> column.</w:t>
       </w:r>
     </w:p>
+    <w:p>
+      <w:r>
+        <w:rPr>
+          <w:b w:val="0"/>
+          <w:i w:val="0"/>
+        </w:rPr>
+        <w:t>Shape of the answer. The reference answer follows this outline. Replace each ... with your own code.</w:t>
+      </w:r>
+    </w:p>
+    <w:tbl>
+      <w:tblPr>
+        <w:tblW w:type="auto" w:w="0"/>
+        <w:jc w:val="left"/>
+        <w:tblLook w:firstColumn="1" w:firstRow="1" w:lastColumn="0" w:lastRow="0" w:noHBand="0" w:noVBand="1" w:val="04A0"/>
+      </w:tblPr>
+      <w:tblGrid>
+        <w:gridCol w:w="8221"/>
+      </w:tblGrid>
+      <w:tr>
+        <w:tc>
+          <w:tcPr>
+            <w:tcW w:type="dxa" w:w="8221"/>
+            <w:shd w:val="clear" w:color="auto" w:fill="F2F4F7"/>
+          </w:tcPr>
+          <w:p>
+            <w:pPr>
+              <w:spacing w:before="0" w:after="0" w:line="240" w:lineRule="auto"/>
+              <w:ind w:left="567" w:hanging="567"/>
+            </w:pPr>
+            <w:r>
+              <w:rPr>
+                <w:rFonts w:ascii="Consolas" w:hAnsi="Consolas" w:eastAsia="Consolas"/>
+                <w:b w:val="0"/>
+                <w:color w:val="5B6875"/>
+                <w:sz w:val="16"/>
+              </w:rPr>
+              <w:t xml:space="preserve">   1  </w:t>
+            </w:r>
+            <w:r>
+              <w:rPr>
+                <w:rFonts w:ascii="Consolas" w:hAnsi="Consolas" w:eastAsia="Consolas"/>
+                <w:b w:val="0"/>
+                <w:sz w:val="16"/>
+              </w:rPr>
+              <w:t>CREATE OR REPLACE ...</w:t>
+            </w:r>
+          </w:p>
+          <w:p>
+            <w:pPr>
+              <w:spacing w:before="0" w:after="0" w:line="240" w:lineRule="auto"/>
+              <w:ind w:left="567" w:hanging="567"/>
+            </w:pPr>
+            <w:r>
+              <w:rPr>
+                <w:rFonts w:ascii="Consolas" w:hAnsi="Consolas" w:eastAsia="Consolas"/>
+                <w:b w:val="0"/>
+                <w:color w:val="5B6875"/>
+                <w:sz w:val="16"/>
+              </w:rPr>
+              <w:t xml:space="preserve">   2  </w:t>
+            </w:r>
+            <w:r>
+              <w:rPr>
+                <w:rFonts w:ascii="Consolas" w:hAnsi="Consolas" w:eastAsia="Consolas"/>
+                <w:b w:val="0"/>
+                <w:sz w:val="16"/>
+              </w:rPr>
+              <w:t>RETURN ...</w:t>
+            </w:r>
+          </w:p>
+          <w:p>
+            <w:pPr>
+              <w:spacing w:before="0" w:after="0" w:line="240" w:lineRule="auto"/>
+              <w:ind w:left="567" w:hanging="567"/>
+            </w:pPr>
+            <w:r>
+              <w:rPr>
+                <w:rFonts w:ascii="Consolas" w:hAnsi="Consolas" w:eastAsia="Consolas"/>
+                <w:b w:val="0"/>
+                <w:color w:val="5B6875"/>
+                <w:sz w:val="16"/>
+              </w:rPr>
+              <w:t xml:space="preserve">   3  </w:t>
+            </w:r>
+            <w:r>
+              <w:rPr>
+                <w:rFonts w:ascii="Consolas" w:hAnsi="Consolas" w:eastAsia="Consolas"/>
+                <w:b w:val="0"/>
+                <w:sz w:val="16"/>
+              </w:rPr>
+              <w:t xml:space="preserve"> </w:t>
+            </w:r>
+          </w:p>
+          <w:p>
+            <w:pPr>
+              <w:spacing w:before="0" w:after="0" w:line="240" w:lineRule="auto"/>
+              <w:ind w:left="567" w:hanging="567"/>
+            </w:pPr>
+            <w:r>
+              <w:rPr>
+                <w:rFonts w:ascii="Consolas" w:hAnsi="Consolas" w:eastAsia="Consolas"/>
+                <w:b w:val="0"/>
+                <w:color w:val="5B6875"/>
+                <w:sz w:val="16"/>
+              </w:rPr>
+              <w:t xml:space="preserve">   4  </w:t>
+            </w:r>
+            <w:r>
+              <w:rPr>
+                <w:rFonts w:ascii="Consolas" w:hAnsi="Consolas" w:eastAsia="Consolas"/>
+                <w:b w:val="0"/>
+                <w:sz w:val="16"/>
+              </w:rPr>
+              <w:t>ALTER TABLE ...</w:t>
+            </w:r>
+          </w:p>
+          <w:p>
+            <w:pPr>
+              <w:spacing w:before="0" w:after="0" w:line="240" w:lineRule="auto"/>
+              <w:ind w:left="567" w:hanging="567"/>
+            </w:pPr>
+            <w:r>
+              <w:rPr>
+                <w:rFonts w:ascii="Consolas" w:hAnsi="Consolas" w:eastAsia="Consolas"/>
+                <w:b w:val="0"/>
+                <w:color w:val="5B6875"/>
+                <w:sz w:val="16"/>
+              </w:rPr>
+              <w:t xml:space="preserve">   5  </w:t>
+            </w:r>
+            <w:r>
+              <w:rPr>
+                <w:rFonts w:ascii="Consolas" w:hAnsi="Consolas" w:eastAsia="Consolas"/>
+                <w:b w:val="0"/>
+                <w:sz w:val="16"/>
+              </w:rPr>
+              <w:t>SET ROW FILTER ...</w:t>
+            </w:r>
+          </w:p>
+        </w:tc>
+      </w:tr>
+    </w:tbl>
+    <w:p/>
     <w:p>
       <w:r>
         <w:rPr>
